--- a/L41_P2_Teacher_Packet.docx
+++ b/L41_P2_Teacher_Packet.docx
@@ -1065,7 +1065,7 @@
         <w:rPr>
           <w:sz w:val="22"/>
         </w:rPr>
-        <w:t>Try It 3. The amount of time it takes for an ice cube to melt varies inversely with the air temperature in degrees Celsius. At 20Â°C, the ice will melt in 20 minutes. How long will it take the ice to melt if the temperature is 30Â°C?</w:t>
+        <w:t>Try It 3. The amount of time it takes for an ice cube to melt varies inversely with the air temperature in degrees Celsius. At 20°C, the ice will melt in 20 minutes. How long will it take the ice to melt if the temperature is 30°C?</w:t>
       </w:r>
     </w:p>
     <w:p>
@@ -1233,7 +1233,7 @@
         <w:rPr>
           <w:sz w:val="22"/>
         </w:rPr>
-        <w:t>23. Model With Mathematics: Boyle's Law states that the pressure exerted by fixed quantity of a gas, P, varies inversely with the volume the gas occupies, V, assuming constant temperature. The volume and air pressure of a volleyball are 300 in^3 and 4.5 psi. The volume and air pressure of a basketball are 415 in^3 and 8 psi. How much smaller would the volleyball have to be to be equal the air pressure of the basketball?</w:t>
+        <w:t>23. Model With Mathematics: Boyle's Law states that the pressure exerted by fixed quantity of a gas, P, varies inversely with the volume the gas occupies, V, assuming constant temperature. The volume and air pressure of a volleyball are 300 in³ and 4.5 psi. The volume and air pressure of a basketball are 415 in³ and 8 psi. How much smaller would the volleyball have to be to be equal the air pressure of the basketball?</w:t>
       </w:r>
     </w:p>
     <w:p>
